--- a/assets/input/1894-95/1894-95.docx
+++ b/assets/input/1894-95/1894-95.docx
@@ -3847,7 +3847,7 @@
           <w:szCs w:val="23"/>
           <w:rtl w:val="0"/>
         </w:rPr>
-        <w:t xml:space="preserve"> and music lessons from me.I went to lunch at Vernon Lee’s and she played me Handel, Marcello, etc. Read in the evening. Bernhard called on Miss Hallowell.</w:t>
+        <w:t xml:space="preserve"> and music lessons from me. I went to lunch at Vernon Lee’s and she played me Handel, Marcello, etc. Read in the evening. Bernhard called on Miss Hallowell.</w:t>
       </w:r>
       <w:r>
         <w:rPr>
@@ -6652,7 +6652,7 @@
           <w:szCs w:val="23"/>
           <w:rtl w:val="0"/>
         </w:rPr>
-        <w:t xml:space="preserve">Talked - drove and looked at a villa – talked - met Mr. Benn - read Francis Thompson’s poems with Mr. Hamilton.Vernon Lee is fearfully down on Bernhard’s book, says it is an inferior kind of a Symonds - for he is quite as far as Symonds from having mastered the whole of the facts he professes to deal with - i.e. the psychology which could produce, let us say, along with the decadent pictures of the “Catholic Reaction”, time the severe and solemn music of [032] Palestrina. Like almost all she says, it betrayed a curious insight, almost genius, mingled with a hopeless incapacity for grappling with and consequent scepticism towards </w:t>
+        <w:t xml:space="preserve">Talked - drove and looked at a villa – talked - met Mr. Benn - read Francis Thompson’s poems with Mr. Hamilton. Vernon Lee is fearfully down on Bernhard’s book, says it is an inferior kind of a Symonds - for he is quite as far as Symonds from having mastered the whole of the facts he professes to deal with - i.e. the psychology which could produce, let us say, along with the decadent pictures of the “Catholic Reaction”, time the severe and solemn music of [032] Palestrina. Like almost all she says, it betrayed a curious insight, almost genius, mingled with a hopeless incapacity for grappling with and consequent scepticism towards </w:t>
       </w:r>
       <w:r>
         <w:rPr>
@@ -6743,7 +6743,7 @@
           <w:szCs w:val="23"/>
           <w:rtl w:val="0"/>
         </w:rPr>
-        <w:t xml:space="preserve">Again walking, talking, driving, talking.Vernon Lee this morning declared that she thought Berenson “absolutely insensitive to literature”, she thinks he is nothing but a “Scientist”, without a ray of aesthetic appreciation for anything but his own “Fach”, and as for that, well, it isn’t worth spending much time on. </w:t>
+        <w:t xml:space="preserve">Again walking, talking, driving, talking. Vernon Lee this morning declared that she thought Berenson “absolutely insensitive to literature”, she thinks he is nothing but a “Scientist”, without a ray of aesthetic appreciation for anything but his own “Fach”, and as for that, well, it isn’t worth spending much time on. </w:t>
       </w:r>
     </w:p>
     <w:p>
@@ -7810,7 +7810,7 @@
           <w:u w:val="single"/>
           <w:rtl w:val="0"/>
         </w:rPr>
-        <w:t xml:space="preserve">Sunday. April 8. 1894.Florence</w:t>
+        <w:t>Sunday. April 8. 1894. Florence</w:t>
       </w:r>
     </w:p>
     <w:p>
@@ -16463,7 +16463,7 @@
           <w:szCs w:val="23"/>
           <w:rtl w:val="0"/>
         </w:rPr>
-        <w:t xml:space="preserve">After lunch we went with M. Reinach and M. Mocatta to see some manuscripts in the Bibliothèque Nationale, especially the “Heures” of Anne de Bretagne.Then we went to the gem and antique collection, and afterwards had tea with Reinach and stayed talking. Bernhard dined with the Boals, and I read </w:t>
+        <w:t xml:space="preserve">After lunch we went with M. Reinach and M. Mocatta to see some manuscripts in the Bibliothèque Nationale, especially the “Heures” of Anne de Bretagne. Then we went to the gem and antique collection, and afterwards had tea with Reinach and stayed talking. Bernhard dined with the Boals, and I read </w:t>
       </w:r>
       <w:r>
         <w:rPr>
@@ -18199,7 +18199,7 @@
           <w:u w:val="single"/>
           <w:rtl w:val="0"/>
         </w:rPr>
-        <w:t xml:space="preserve">Sunday. Jan. 20. 95.Milano. Florence </w:t>
+        <w:t xml:space="preserve">Sunday. Jan. 20. 95. Milano. Florence </w:t>
       </w:r>
     </w:p>
     <w:p>
@@ -19963,7 +19963,7 @@
           <w:szCs w:val="23"/>
           <w:rtl w:val="0"/>
         </w:rPr>
-        <w:t xml:space="preserve">Snow and wind.We carried on our quiet life – wrote, walked and read, and finished the </w:t>
+        <w:t xml:space="preserve">Snow and wind. We carried on our quiet life – wrote, walked and read, and finished the </w:t>
       </w:r>
       <w:r>
         <w:rPr>
@@ -28834,7 +28834,7 @@
           <w:szCs w:val="23"/>
           <w:rtl w:val="0"/>
         </w:rPr>
-        <w:t xml:space="preserve"> … or rather, I feel as if a leak had been sprung, and a lot of my life-blood were being drained off. I can’t seem to recover myself, or stop the leak, and the sky might almost as well be leaden or smashing for all the difference it makes.The Michael Fields have been a constant surface annoyance with their fussy and affected ways, that is to say, Michael, for Field comes as near to being a non-entity as a living creature bodily present can. I fancy she drains off most of her vitality into a huge journal she keeps. It is probably full of intense emotions and keen observations, but they are almost lost to her friends. I say [126] almost - for in spite of her quiet - which I find infinitely less irritation than Michael’s chatter and giggles - one has to give her credit for a good deal of brains and extraordinary, perhaps to herself torturing, sensibility.</w:t>
+        <w:t xml:space="preserve"> … or rather, I feel as if a leak had been sprung, and a lot of my life-blood were being drained off. I can’t seem to recover myself, or stop the leak, and the sky might almost as well be leaden or smashing for all the difference it makes. The Michael Fields have been a constant surface annoyance with their fussy and affected ways, that is to say, Michael, for Field comes as near to being a non-entity as a living creature bodily present can. I fancy she drains off most of her vitality into a huge journal she keeps. It is probably full of intense emotions and keen observations, but they are almost lost to her friends. I say [126] almost - for in spite of her quiet - which I find infinitely less irritation than Michael’s chatter and giggles - one has to give her credit for a good deal of brains and extraordinary, perhaps to herself torturing, sensibility.</w:t>
       </w:r>
     </w:p>
     <w:p>
@@ -43842,7 +43842,7 @@
           <w:szCs w:val="23"/>
           <w:rtl w:val="0"/>
         </w:rPr>
-        <w:t xml:space="preserve"> my articles on provincial galleries, and Bernhard sent his article to the Gazette on Italians in New York and Boston.We read part of </w:t>
+        <w:t xml:space="preserve"> my articles on provincial galleries, and Bernhard sent his article to the Gazette on Italians in New York and Boston. We read part of </w:t>
       </w:r>
       <w:r>
         <w:rPr>

--- a/assets/input/1894-95/1894-95.docx
+++ b/assets/input/1894-95/1894-95.docx
@@ -1474,6 +1474,7 @@
         <w:rPr>
           <w:rFonts w:ascii="Garamond" w:cs="Garamond" w:eastAsia="Garamond" w:hAnsi="Garamond"/>
           <w:i w:val="1"/>
+          <w:iCs w:val="1"/>
           <w:sz w:val="23"/>
           <w:szCs w:val="23"/>
           <w:rtl w:val="0"/>
@@ -1643,7 +1644,7 @@
           <w:szCs w:val="23"/>
           <w:rtl w:val="0"/>
         </w:rPr>
-        <w:t xml:space="preserve">Breakfasted with Bernhard and discussed, as we usually do, the relation between the personality of the artist and his inherited and acquired form of art-expression. Bernhard lunched with the Hapgoods and walked with Mr. Hapgood from Fiesole to Settignano, and I came here in the late afternoon. We looked at Botticelli photos and talked in the evening. Saturday,</w:t>
+        <w:t xml:space="preserve">Breakfasted with Bernhard and discussed, as we usually do, the relation between the personality of the artist and his inherited and acquired form of art-expression. Bernhard lunched with the Hapgoods and walked with Mr. Hapgood from Fiesole to Settignano, and I came here in the late afternoon. We looked at Botticelli photos and talked in the evening.</w:t>
       </w:r>
     </w:p>
     <w:p>
@@ -2006,7 +2007,7 @@
           <w:szCs w:val="23"/>
           <w:rtl w:val="0"/>
         </w:rPr>
-        <w:t xml:space="preserve">and Mary Robinson Darmstetter’s poems. Looked at Titians with Miss Thompson, who really cares to look. “Vernon” hastily rushes through, eagerly searching for the next, which she hopes she will enjoy more than the present one. In the evening she played me XVIII century airs from Handel to Cimarosa, which interested me immensely. </w:t>
+        <w:t xml:space="preserve">and Mary Robinson Darmstetter’s poems. Looked at Titians with Miss Thomson, who really cares to look. “Vernon” hastily rushes through, eagerly searching for the next, which she hopes she will enjoy more than the present one. In the evening she played me XVIII century airs from Handel to Cimarosa, which interested me immensely. </w:t>
       </w:r>
     </w:p>
     <w:p>
@@ -2127,7 +2128,7 @@
           <w:szCs w:val="23"/>
           <w:rtl w:val="0"/>
         </w:rPr>
-        <w:t xml:space="preserve">Miss Thompson drove me in. Met Bernhard at lunch - He took the Hapgoods to the Uffizi and then came here, and we talked and talked. He has evolved an interesting idea about landscape, that, until lately, its visual properties were less noticed that its smell, breezes, airiness, etc. That explains </w:t>
+        <w:t xml:space="preserve">Miss Thomson drove me in. Met Bernhard at lunch - He took the Hapgoods to the Uffizi and then came here, and we talked and talked. He has evolved an interesting idea about landscape, that, until lately, its visual properties were less noticed that its smell, breezes, airiness, etc. That explains </w:t>
       </w:r>
       <w:r>
         <w:rPr>
@@ -2538,7 +2539,7 @@
           <w:szCs w:val="23"/>
           <w:rtl w:val="0"/>
         </w:rPr>
-        <w:t xml:space="preserve">Mother and father and Alys all wrote that Knowles has accepted my article on art-criticism for The XIX Century. I am glad, but not elated. -  I believe my first article in the “Woman’s Herald” gave me more pleasure. Emily and I saw the rest of the Botticelli illustrations to Dante and some buildings, etc., and after lunch the Academy. Bernhard took Miss Thompson to the Uffizi, and made her wax enthusiastic over  ---Alessio Baldovinetti!! We took tea in his rooms and looked at Giorgione photographs. They said I had a “Giorgione cranium”. I am trying a patent medicine called “Orange Blossom”, and it makes me feel rather bimbly. </w:t>
+        <w:t xml:space="preserve">Mother and father and Alys all wrote that Knowles has accepted my article on art-criticism for The XIX Century. I am glad, but not elated. -  I believe my first article in the “Woman’s Herald” gave me more pleasure. Emily and I saw the rest of the Botticelli illustrations to Dante and some buildings, etc., and after lunch the Academy. Bernhard took Miss Thomson to the Uffizi, and made her wax enthusiastic over  ---Alessio Baldovinetti!! We took tea in his rooms and looked at Giorgione photographs. They said I had a “Giorgione cranium”. I am trying a patent medicine called “Orange Blossom”, and it makes me feel rather bimbly. </w:t>
       </w:r>
     </w:p>
     <w:p>
@@ -3696,6 +3697,7 @@
         <w:rPr>
           <w:rFonts w:ascii="Garamond" w:cs="Garamond" w:eastAsia="Garamond" w:hAnsi="Garamond"/>
           <w:i w:val="1"/>
+          <w:iCs w:val="1"/>
           <w:sz w:val="23"/>
           <w:szCs w:val="23"/>
           <w:rtl w:val="0"/>
@@ -4300,7 +4302,7 @@
           <w:szCs w:val="23"/>
           <w:rtl w:val="0"/>
         </w:rPr>
-        <w:t xml:space="preserve">I read Taine’s “Philosophie de l’art” We worked a little on the Lotto. Bernhard feels mentally ill and I physically. I took Miss Anstruther Thompson to see the Botticelli Dante illustrations, Ognissanti and Santo Spirito. She attempted to “Vernonize” in rather a dreadful way. About the Botticelli St. Augustine at the Ognissanti she said: “See that globe! </w:t>
+        <w:t xml:space="preserve">I read Taine’s “Philosophie de l’art” We worked a little on the Lotto. Bernhard feels mentally ill and I physically. I took Miss Anstruther Thomson to see the Botticelli Dante illustrations, Ognissanti and Santo Spirito. She attempted to “Vernonize” in rather a dreadful way. About the Botticelli St. Augustine at the Ognissanti she said: “See that globe! </w:t>
       </w:r>
       <w:r>
         <w:rPr>
@@ -4445,7 +4447,7 @@
           <w:szCs w:val="23"/>
           <w:rtl w:val="0"/>
         </w:rPr>
-        <w:t xml:space="preserve">Bernhard had a painful séance with Anstruther Thompson at the Bargello, when she attempted to “Vernonize” him too. He came home </w:t>
+        <w:t xml:space="preserve">Bernhard had a painful séance with Anstruther Thomson at the Bargello, when she attempted to “Vernonize” him too. He came home </w:t>
       </w:r>
       <w:r>
         <w:rPr>
@@ -4580,7 +4582,7 @@
           <w:szCs w:val="23"/>
           <w:rtl w:val="0"/>
         </w:rPr>
-        <w:t xml:space="preserve">{The words ‘Ill’, ‘Cross’, ‘Miserable’ and ‘Dentist’ written on the page at an angle and crossed out. [021] </w:t>
+        <w:t xml:space="preserve">{The words ‘Ill’, ‘Cross’, ‘Miserable’ and ‘Dentist’ written on the page at an angle and crossed out.} [021] </w:t>
       </w:r>
     </w:p>
     <w:p>
@@ -5273,6 +5275,7 @@
         <w:rPr>
           <w:rFonts w:ascii="Garamond" w:cs="Garamond" w:eastAsia="Garamond" w:hAnsi="Garamond"/>
           <w:i w:val="1"/>
+          <w:iCs w:val="1"/>
           <w:sz w:val="23"/>
           <w:szCs w:val="23"/>
           <w:rtl w:val="0"/>
@@ -5473,6 +5476,7 @@
         <w:rPr>
           <w:rFonts w:ascii="Garamond" w:cs="Garamond" w:eastAsia="Garamond" w:hAnsi="Garamond"/>
           <w:i w:val="1"/>
+          <w:iCs w:val="1"/>
           <w:sz w:val="23"/>
           <w:szCs w:val="23"/>
           <w:rtl w:val="0"/>
@@ -5705,26 +5709,7 @@
           <w:szCs w:val="23"/>
           <w:rtl w:val="0"/>
         </w:rPr>
-        <w:t xml:space="preserve">, and we read </w:t>
-      </w:r>
-      <w:r>
-        <w:rPr>
-          <w:rFonts w:ascii="Garamond" w:cs="Garamond" w:eastAsia="Garamond" w:hAnsi="Garamond"/>
-          <w:sz w:val="23"/>
-          <w:szCs w:val="23"/>
-          <w:u w:val="single"/>
-          <w:rtl w:val="0"/>
-        </w:rPr>
-        <w:t xml:space="preserve">Francis Thomson</w:t>
-      </w:r>
-      <w:r>
-        <w:rPr>
-          <w:rFonts w:ascii="Garamond" w:cs="Garamond" w:eastAsia="Garamond" w:hAnsi="Garamond"/>
-          <w:sz w:val="23"/>
-          <w:szCs w:val="23"/>
-          <w:rtl w:val="0"/>
-        </w:rPr>
-        <w:t xml:space="preserve">’s poems.</w:t>
+        <w:t>, and we read Francis Thompson’s poems.</w:t>
       </w:r>
       <w:r>
         <w:rPr>
@@ -5864,7 +5849,7 @@
           <w:szCs w:val="23"/>
           <w:rtl w:val="0"/>
         </w:rPr>
-        <w:t xml:space="preserve">(Laugel)and I read </w:t>
+        <w:t xml:space="preserve">(Laugel) and I read </w:t>
       </w:r>
       <w:r>
         <w:rPr>
@@ -7056,7 +7041,7 @@
           <w:szCs w:val="23"/>
           <w:rtl w:val="0"/>
         </w:rPr>
-        <w:t xml:space="preserve">Miss A.[nstruther] Thompson came to look at photographs of sculpture in the afternoon and Fabbri to tea.</w:t>
+        <w:t xml:space="preserve">Miss A.[nstruther] Thomson came to look at photographs of sculpture in the afternoon and Fabbri to tea.</w:t>
       </w:r>
     </w:p>
     <w:p>
@@ -7291,6 +7276,7 @@
         <w:rPr>
           <w:rFonts w:ascii="Garamond" w:cs="Garamond" w:eastAsia="Garamond" w:hAnsi="Garamond"/>
           <w:i w:val="1"/>
+          <w:iCs w:val="1"/>
           <w:sz w:val="23"/>
           <w:szCs w:val="23"/>
           <w:rtl w:val="0"/>
@@ -7507,6 +7493,7 @@
         <w:rPr>
           <w:rFonts w:ascii="Garamond" w:cs="Garamond" w:eastAsia="Garamond" w:hAnsi="Garamond"/>
           <w:i w:val="1"/>
+          <w:iCs w:val="1"/>
           <w:sz w:val="23"/>
           <w:szCs w:val="23"/>
           <w:rtl w:val="0"/>
@@ -7810,7 +7797,7 @@
           <w:u w:val="single"/>
           <w:rtl w:val="0"/>
         </w:rPr>
-        <w:t>Sunday. April 8. 1894. Florence</w:t>
+        <w:t xml:space="preserve">Sunday. April 8. 1894. Florence</w:t>
       </w:r>
     </w:p>
     <w:p>
@@ -8137,7 +8124,7 @@
           <w:szCs w:val="23"/>
           <w:rtl w:val="0"/>
         </w:rPr>
-        <w:t xml:space="preserve"> was a perfect illustration of all that Bernhard has been preaching about relief for the last month! Enthusiastic letters about “The Venetian Painters” keep coming in - Today a lady talked of translating it into French!! Mr. Fisher called on Bernhard, and I met them at lunch. Bernhard took Miss A.[nstruther] Thompson to the Medici Tombs and the Masaccios, and I took Fisher to the Uffizi. We three then met here, and had a really delightful talk about scientific history, and then Bernhard took him to call on Mr. Benn. In the evening Emily and Miss Rea and Loeser dined with us, and then came here and talked until eleven and very pleasantly. Emily is really charming. [042] </w:t>
+        <w:t xml:space="preserve"> was a perfect illustration of all that Bernhard has been preaching about relief for the last month! Enthusiastic letters about “The Venetian Painters” keep coming in - Today a lady talked of translating it into French!! Mr. Fisher called on Bernhard, and I met them at lunch. Bernhard took Miss A.[nstruther] Thomson to the Medici Tombs and the Masaccios, and I took Fisher to the Uffizi. We three then met here, and had a really delightful talk about scientific history, and then Bernhard took him to call on Mr. Benn. In the evening Emily and Miss Rea and Loeser dined with us, and then came here and talked until eleven and very pleasantly. Emily is really charming. [042] </w:t>
       </w:r>
     </w:p>
     <w:p>
@@ -8628,6 +8615,7 @@
         <w:rPr>
           <w:rFonts w:ascii="Garamond" w:cs="Garamond" w:eastAsia="Garamond" w:hAnsi="Garamond"/>
           <w:i w:val="1"/>
+          <w:iCs w:val="1"/>
           <w:sz w:val="23"/>
           <w:szCs w:val="23"/>
           <w:rtl w:val="0"/>
@@ -10079,6 +10067,7 @@
         <w:rPr>
           <w:rFonts w:ascii="Garamond" w:cs="Garamond" w:eastAsia="Garamond" w:hAnsi="Garamond"/>
           <w:i w:val="1"/>
+          <w:iCs w:val="1"/>
           <w:sz w:val="23"/>
           <w:szCs w:val="23"/>
           <w:rtl w:val="0"/>
@@ -12364,6 +12353,7 @@
         <w:rPr>
           <w:rFonts w:ascii="Garamond" w:cs="Garamond" w:eastAsia="Garamond" w:hAnsi="Garamond"/>
           <w:i w:val="1"/>
+          <w:iCs w:val="1"/>
           <w:sz w:val="23"/>
           <w:szCs w:val="23"/>
           <w:rtl w:val="0"/>
@@ -13030,6 +13020,7 @@
         <w:rPr>
           <w:rFonts w:ascii="Garamond" w:cs="Garamond" w:eastAsia="Garamond" w:hAnsi="Garamond"/>
           <w:i w:val="1"/>
+          <w:iCs w:val="1"/>
           <w:sz w:val="23"/>
           <w:szCs w:val="23"/>
           <w:rtl w:val="0"/>
@@ -13150,6 +13141,7 @@
         <w:rPr>
           <w:rFonts w:ascii="Garamond" w:cs="Garamond" w:eastAsia="Garamond" w:hAnsi="Garamond"/>
           <w:i w:val="1"/>
+          <w:iCs w:val="1"/>
           <w:sz w:val="23"/>
           <w:szCs w:val="23"/>
           <w:rtl w:val="0"/>
@@ -15242,7 +15234,7 @@
           <w:szCs w:val="23"/>
           <w:rtl w:val="0"/>
         </w:rPr>
-        <w:t xml:space="preserve"> Miss Anstruther Thompson to the Louvre, and I paid a nice call upon M. Reinach. Lunched with Loeser at the Boeuf à la Mode - ate too much. Bernhard dined with the Toys. </w:t>
+        <w:t xml:space="preserve"> Miss Anstruther Thomson to the Louvre, and I paid a nice call upon M. Reinach. Lunched with Loeser at the Boeuf à la Mode - ate too much. Bernhard dined with the Toys. </w:t>
       </w:r>
     </w:p>
     <w:p>
@@ -16624,6 +16616,7 @@
         <w:rPr>
           <w:rFonts w:ascii="Garamond" w:cs="Garamond" w:eastAsia="Garamond" w:hAnsi="Garamond"/>
           <w:i w:val="1"/>
+          <w:iCs w:val="1"/>
           <w:sz w:val="23"/>
           <w:szCs w:val="23"/>
           <w:rtl w:val="0"/>
@@ -18005,16 +17998,7 @@
           <w:u w:val="single"/>
           <w:rtl w:val="0"/>
         </w:rPr>
-        <w:t>Boissier’s Fin du Paganism. [090]</w:t>
-      </w:r>
-      <w:r>
-        <w:rPr>
-          <w:rFonts w:ascii="Garamond" w:cs="Garamond" w:eastAsia="Garamond" w:hAnsi="Garamond"/>
-          <w:i w:val="1"/>
-          <w:sz w:val="23"/>
-          <w:szCs w:val="23"/>
-          <w:rtl w:val="0"/>
-        </w:rPr>
+        <w:t xml:space="preserve">Boissier’s Fin du Paganism. [090]</w:t>
       </w:r>
       <w:r>
         <w:rPr>
@@ -18626,7 +18610,7 @@
           <w:szCs w:val="23"/>
           <w:rtl w:val="0"/>
         </w:rPr>
-        <w:t xml:space="preserve"> for his walls, to which I added a dad of matting, green and buff. I called at the Palmerino and had some talk with Vernon and Miss Thompson about Mr. Hamilton, whom also I saw. English poetry in the evening. [092]</w:t>
+        <w:t xml:space="preserve"> for his walls, to which I added a dad of matting, green and buff. I called at the Palmerino and had some talk with Vernon and Miss Thomson about Mr. Hamilton, whom also I saw. English poetry in the evening. [092]</w:t>
       </w:r>
     </w:p>
     <w:p>
@@ -19534,6 +19518,7 @@
         <w:rPr>
           <w:rFonts w:ascii="Garamond" w:cs="Garamond" w:eastAsia="Garamond" w:hAnsi="Garamond"/>
           <w:i w:val="1"/>
+          <w:iCs w:val="1"/>
           <w:sz w:val="23"/>
           <w:szCs w:val="23"/>
           <w:rtl w:val="0"/>
@@ -20202,6 +20187,7 @@
         <w:rPr>
           <w:rFonts w:ascii="Garamond" w:cs="Garamond" w:eastAsia="Garamond" w:hAnsi="Garamond"/>
           <w:i w:val="1"/>
+          <w:iCs w:val="1"/>
           <w:sz w:val="23"/>
           <w:szCs w:val="23"/>
           <w:rtl w:val="0"/>
@@ -20221,6 +20207,7 @@
         <w:rPr>
           <w:rFonts w:ascii="Garamond" w:cs="Garamond" w:eastAsia="Garamond" w:hAnsi="Garamond"/>
           <w:i w:val="1"/>
+          <w:iCs w:val="1"/>
           <w:sz w:val="23"/>
           <w:szCs w:val="23"/>
           <w:rtl w:val="0"/>
@@ -21833,6 +21820,7 @@
         <w:rPr>
           <w:rFonts w:ascii="Garamond" w:cs="Garamond" w:eastAsia="Garamond" w:hAnsi="Garamond"/>
           <w:i w:val="1"/>
+          <w:iCs w:val="1"/>
           <w:sz w:val="23"/>
           <w:szCs w:val="23"/>
         </w:rPr>
@@ -21850,6 +21838,7 @@
         <w:rPr>
           <w:rFonts w:ascii="Garamond" w:cs="Garamond" w:eastAsia="Garamond" w:hAnsi="Garamond"/>
           <w:i w:val="1"/>
+          <w:iCs w:val="1"/>
           <w:sz w:val="23"/>
           <w:szCs w:val="23"/>
           <w:rtl w:val="0"/>
@@ -21886,6 +21875,7 @@
         <w:rPr>
           <w:rFonts w:ascii="Garamond" w:cs="Garamond" w:eastAsia="Garamond" w:hAnsi="Garamond"/>
           <w:i w:val="1"/>
+          <w:iCs w:val="1"/>
           <w:sz w:val="23"/>
           <w:szCs w:val="23"/>
           <w:rtl w:val="0"/>
@@ -22210,16 +22200,7 @@
           <w:szCs w:val="23"/>
           <w:rtl w:val="0"/>
         </w:rPr>
-        <w:t xml:space="preserve">Also he compared the Bicci to Darwin’s earth worms, digging up the artistic soil, the uneducated public </w:t>
-      </w:r>
-      <w:r>
-        <w:rPr>
-          <w:rFonts w:ascii="Garamond" w:cs="Garamond" w:eastAsia="Garamond" w:hAnsi="Garamond"/>
-          <w:sz w:val="23"/>
-          <w:szCs w:val="23"/>
-          <w:rtl w:val="0"/>
-        </w:rPr>
-        <w:t xml:space="preserve">[103] </w:t>
+        <w:t xml:space="preserve">Also he compared the Bicci to Darwin’s earth worms, digging up the artistic soil, the uneducated public [103] </w:t>
       </w:r>
       <w:r>
         <w:rPr>
@@ -23244,6 +23225,7 @@
         <w:rPr>
           <w:rFonts w:ascii="Garamond" w:cs="Garamond" w:eastAsia="Garamond" w:hAnsi="Garamond"/>
           <w:i w:val="1"/>
+          <w:iCs w:val="1"/>
           <w:sz w:val="23"/>
           <w:szCs w:val="23"/>
           <w:rtl w:val="0"/>
@@ -23372,7 +23354,7 @@
           <w:szCs w:val="23"/>
           <w:rtl w:val="0"/>
         </w:rPr>
-        <w:t xml:space="preserve">Awoke to a fierce snow-storm! But it was gone, and all the snow, too, by afternoon. Emily and Miss Anstruther Thompson came to lunch, and Bernhard talked to us enchantingly about the early Sienese. We had a nice walk, and I finished the Lafenestre in the evening. Mrs. Jack Gardner wrote that she would take 2 Peruzzis Bernhard wrote to her about, thereby causing us to rejoice, for we are low in funds and this means about £70. [108] </w:t>
+        <w:t xml:space="preserve">Awoke to a fierce snow-storm! But it was gone, and all the snow, too, by afternoon. Emily and Miss Anstruther Thomson came to lunch, and Bernhard talked to us enchantingly about the early Sienese. We had a nice walk, and I finished the Lafenestre in the evening. Mrs. Jack Gardner wrote that she would take 2 Peruzzis Bernhard wrote to her about, thereby causing us to rejoice, for we are low in funds and this means about £70. [108] </w:t>
       </w:r>
     </w:p>
     <w:p>
@@ -23582,6 +23564,7 @@
         <w:rPr>
           <w:rFonts w:ascii="Garamond" w:cs="Garamond" w:eastAsia="Garamond" w:hAnsi="Garamond"/>
           <w:i w:val="1"/>
+          <w:iCs w:val="1"/>
           <w:sz w:val="23"/>
           <w:szCs w:val="23"/>
           <w:rtl w:val="0"/>
@@ -23884,7 +23867,7 @@
           <w:szCs w:val="23"/>
           <w:rtl w:val="0"/>
         </w:rPr>
-        <w:t xml:space="preserve">German etc., in the morning. Too snowy to go to town. But the afternoon was wonderful, and after posting Bernhard’s review of the Burlington Ferrarese Catalogue, we took one of the nicest walks we have ever had along the road to Monte Senario and through the Poderi. The streams were bursting out in every direction. Bernhard said the pleasure the sound of rushing water gives our ears is equivalent to the pleasure our eyes take in a swirl of lines. When we returned Miss Paget and Miss Thompson were here, and we chatted and looked at photos. Bernhard went to dine with them, and I studied German and read Ferrari, etc. </w:t>
+        <w:t xml:space="preserve">German etc., in the morning. Too snowy to go to town. But the afternoon was wonderful, and after posting Bernhard’s review of the Burlington Ferrarese Catalogue, we took one of the nicest walks we have ever had along the road to Monte Senario and through the Poderi. The streams were bursting out in every direction. Bernhard said the pleasure the sound of rushing water gives our ears is equivalent to the pleasure our eyes take in a swirl of lines. When we returned Miss Paget and Miss Thomson were here, and we chatted and looked at photos. Bernhard went to dine with them, and I studied German and read Ferrari, etc. </w:t>
       </w:r>
     </w:p>
     <w:p>
@@ -24001,6 +23984,7 @@
         <w:rPr>
           <w:rFonts w:ascii="Garamond" w:cs="Garamond" w:eastAsia="Garamond" w:hAnsi="Garamond"/>
           <w:i w:val="1"/>
+          <w:iCs w:val="1"/>
           <w:sz w:val="23"/>
           <w:szCs w:val="23"/>
           <w:rtl w:val="0"/>
@@ -24030,6 +24014,7 @@
         <w:rPr>
           <w:rFonts w:ascii="Garamond" w:cs="Garamond" w:eastAsia="Garamond" w:hAnsi="Garamond"/>
           <w:i w:val="1"/>
+          <w:iCs w:val="1"/>
           <w:sz w:val="23"/>
           <w:szCs w:val="23"/>
           <w:rtl w:val="0"/>
@@ -24059,6 +24044,7 @@
         <w:rPr>
           <w:rFonts w:ascii="Garamond" w:cs="Garamond" w:eastAsia="Garamond" w:hAnsi="Garamond"/>
           <w:i w:val="1"/>
+          <w:iCs w:val="1"/>
           <w:sz w:val="23"/>
           <w:szCs w:val="23"/>
           <w:rtl w:val="0"/>
@@ -25074,6 +25060,7 @@
         <w:rPr>
           <w:rFonts w:ascii="Garamond" w:cs="Garamond" w:eastAsia="Garamond" w:hAnsi="Garamond"/>
           <w:i w:val="1"/>
+          <w:iCs w:val="1"/>
           <w:sz w:val="23"/>
           <w:szCs w:val="23"/>
           <w:rtl w:val="0"/>
@@ -25437,7 +25424,7 @@
           <w:szCs w:val="23"/>
           <w:rtl w:val="0"/>
         </w:rPr>
-        <w:t xml:space="preserve">Went to the Scalzi with Maud, Emily and Miss Thompson: then to the Academy. Maud and I lunched with Loeser, then Bernhard and I called on Miss [Janet] Dodge and came up here, meeting Loeser and Maud on the way. A wonderful night. We walked out to Fiesole and saw the stars. </w:t>
+        <w:t xml:space="preserve">Went to the Scalzi with Maud, Emily and Miss Thomson: then to the Academy. Maud and I lunched with Loeser, then Bernhard and I called on Miss [Janet] Dodge and came up here, meeting Loeser and Maud on the way. A wonderful night. We walked out to Fiesole and saw the stars. </w:t>
       </w:r>
     </w:p>
     <w:p>
@@ -26452,6 +26439,7 @@
         <w:rPr>
           <w:rFonts w:ascii="Garamond" w:cs="Garamond" w:eastAsia="Garamond" w:hAnsi="Garamond"/>
           <w:i w:val="1"/>
+          <w:iCs w:val="1"/>
           <w:sz w:val="23"/>
           <w:szCs w:val="23"/>
           <w:rtl w:val="0"/>
@@ -26986,7 +26974,7 @@
           <w:szCs w:val="23"/>
           <w:rtl w:val="0"/>
         </w:rPr>
-        <w:t xml:space="preserve">Miss Lowndes, Miss Dodge and Emily came to lunch, and Miss Thompson and the Countess Rasponi afterwards. We had a lecture on Fra Angelico. Mr. and Mrs. Hapgood and Fafner came up at 3.30, also Evelyn’s friend Miss Hale and Mary and Eliza Stuart, and we had a huge (for us!) tea, and then all walked down through the Podere. Still influenza.</w:t>
+        <w:t xml:space="preserve">Miss Lowndes, Miss Dodge and Emily came to lunch, and Miss Thomson and the Countess Rasponi afterwards. We had a lecture on Fra Angelico. Mr. and Mrs. Hapgood and Fafner came up at 3.30, also Evelyn’s friend Miss Hale and Mary and Eliza Stuart, and we had a huge (for us!) tea, and then all walked down through the Podere. Still influenza.</w:t>
       </w:r>
     </w:p>
     <w:p>
@@ -27074,6 +27062,7 @@
         <w:rPr>
           <w:rFonts w:ascii="Garamond" w:cs="Garamond" w:eastAsia="Garamond" w:hAnsi="Garamond"/>
           <w:i w:val="1"/>
+          <w:iCs w:val="1"/>
           <w:sz w:val="23"/>
           <w:szCs w:val="23"/>
           <w:rtl w:val="0"/>
@@ -27722,7 +27711,7 @@
           <w:szCs w:val="23"/>
           <w:rtl w:val="0"/>
         </w:rPr>
-        <w:t xml:space="preserve">Mrs. Lowndes and Miss Dodge came to lunch, and Miss Thompson to the lecture afterwards on the Pollaiuoli and Alessio Baldovinetti. A walk and long bitter talk with Bernhard. All night long I tried hard to put things in their real proportions. The predominant thing is that we love each other. Everything else is secondary and can be arranged. I suffered very acutely in the night thinking how different I was from the kind of person I think I am.</w:t>
+        <w:t xml:space="preserve">Mrs. Lowndes and Miss Dodge came to lunch, and Miss Thomson to the lecture afterwards on the Pollaiuoli and Alessio Baldovinetti. A walk and long bitter talk with Bernhard. All night long I tried hard to put things in their real proportions. The predominant thing is that we love each other. Everything else is secondary and can be arranged. I suffered very acutely in the night thinking how different I was from the kind of person I think I am.</w:t>
       </w:r>
     </w:p>
     <w:p>
@@ -30810,6 +30799,7 @@
         <w:rPr>
           <w:rFonts w:ascii="Garamond" w:cs="Garamond" w:eastAsia="Garamond" w:hAnsi="Garamond"/>
           <w:i w:val="1"/>
+          <w:iCs w:val="1"/>
           <w:sz w:val="23"/>
           <w:szCs w:val="23"/>
           <w:rtl w:val="0"/>
@@ -31075,6 +31065,7 @@
         <w:rPr>
           <w:rFonts w:ascii="Garamond" w:cs="Garamond" w:eastAsia="Garamond" w:hAnsi="Garamond"/>
           <w:i w:val="1"/>
+          <w:iCs w:val="1"/>
           <w:sz w:val="23"/>
           <w:szCs w:val="23"/>
           <w:rtl w:val="0"/>
@@ -31600,6 +31591,7 @@
         <w:rPr>
           <w:rFonts w:ascii="Garamond" w:cs="Garamond" w:eastAsia="Garamond" w:hAnsi="Garamond"/>
           <w:i w:val="1"/>
+          <w:iCs w:val="1"/>
           <w:sz w:val="23"/>
           <w:szCs w:val="23"/>
           <w:rtl w:val="0"/>
@@ -33228,6 +33220,7 @@
         <w:rPr>
           <w:rFonts w:ascii="Garamond" w:cs="Garamond" w:eastAsia="Garamond" w:hAnsi="Garamond"/>
           <w:i w:val="1"/>
+          <w:iCs w:val="1"/>
           <w:sz w:val="23"/>
           <w:szCs w:val="23"/>
           <w:rtl w:val="0"/>
@@ -35198,6 +35191,7 @@
         <w:rPr>
           <w:rFonts w:ascii="Garamond" w:cs="Garamond" w:eastAsia="Garamond" w:hAnsi="Garamond"/>
           <w:i w:val="1"/>
+          <w:iCs w:val="1"/>
           <w:sz w:val="23"/>
           <w:szCs w:val="23"/>
           <w:rtl w:val="0"/>
@@ -35928,6 +35922,7 @@
         <w:rPr>
           <w:rFonts w:ascii="Garamond" w:cs="Garamond" w:eastAsia="Garamond" w:hAnsi="Garamond"/>
           <w:i w:val="1"/>
+          <w:iCs w:val="1"/>
           <w:sz w:val="23"/>
           <w:szCs w:val="23"/>
           <w:rtl w:val="0"/>
@@ -37810,6 +37805,7 @@
         <w:rPr>
           <w:rFonts w:ascii="Garamond" w:cs="Garamond" w:eastAsia="Garamond" w:hAnsi="Garamond"/>
           <w:i w:val="1"/>
+          <w:iCs w:val="1"/>
           <w:sz w:val="23"/>
           <w:szCs w:val="23"/>
           <w:u w:val="single"/>
@@ -38167,6 +38163,7 @@
         <w:rPr>
           <w:rFonts w:ascii="Garamond" w:cs="Garamond" w:eastAsia="Garamond" w:hAnsi="Garamond"/>
           <w:i w:val="1"/>
+          <w:iCs w:val="1"/>
           <w:sz w:val="23"/>
           <w:szCs w:val="23"/>
           <w:rtl w:val="0"/>
@@ -42288,6 +42285,7 @@
         <w:rPr>
           <w:rFonts w:ascii="Garamond" w:cs="Garamond" w:eastAsia="Garamond" w:hAnsi="Garamond"/>
           <w:i w:val="1"/>
+          <w:iCs w:val="1"/>
           <w:sz w:val="23"/>
           <w:szCs w:val="23"/>
           <w:rtl w:val="0"/>
@@ -43980,6 +43978,7 @@
         <w:rPr>
           <w:rFonts w:ascii="Garamond" w:cs="Garamond" w:eastAsia="Garamond" w:hAnsi="Garamond"/>
           <w:i w:val="1"/>
+          <w:iCs w:val="1"/>
           <w:sz w:val="23"/>
           <w:szCs w:val="23"/>
           <w:rtl w:val="0"/>
@@ -46137,6 +46136,7 @@
         <w:rPr>
           <w:rFonts w:ascii="Garamond" w:cs="Garamond" w:eastAsia="Garamond" w:hAnsi="Garamond"/>
           <w:i w:val="1"/>
+          <w:iCs w:val="1"/>
           <w:sz w:val="23"/>
           <w:szCs w:val="23"/>
           <w:rtl w:val="0"/>
@@ -46166,6 +46166,7 @@
         <w:rPr>
           <w:rFonts w:ascii="Garamond" w:cs="Garamond" w:eastAsia="Garamond" w:hAnsi="Garamond"/>
           <w:i w:val="1"/>
+          <w:iCs w:val="1"/>
           <w:sz w:val="23"/>
           <w:szCs w:val="23"/>
           <w:rtl w:val="0"/>
@@ -46603,18 +46604,26 @@
         <w:rFonts w:ascii="Calibri" w:cs="Calibri" w:eastAsia="Calibri" w:hAnsi="Calibri"/>
         <w:sz w:val="24"/>
         <w:szCs w:val="24"/>
-        <w:lang w:val="en-US"/>
+        <w:lang w:val="en_GB"/>
       </w:rPr>
     </w:rPrDefault>
     <w:pPrDefault>
       <w:pPr/>
     </w:pPrDefault>
   </w:docDefaults>
+  <w:style w:type="table" w:styleId="TableNormal" w:default="1">
+    <w:name w:val="TableNormal"/>
+    <w:tblPr>
+      <w:tblCellMar>
+        <w:top w:w="100.0" w:type="dxa"/>
+        <w:left w:w="100.0" w:type="dxa"/>
+        <w:bottom w:w="100.0" w:type="dxa"/>
+        <w:right w:w="100.0" w:type="dxa"/>
+      </w:tblCellMar>
+    </w:tblPr>
+  </w:style>
   <w:style w:type="paragraph" w:styleId="Normal" w:default="1">
     <w:name w:val="normal"/>
-  </w:style>
-  <w:style w:type="table" w:styleId="TableNormal" w:default="1">
-    <w:name w:val="Table Normal"/>
   </w:style>
   <w:style w:type="paragraph" w:styleId="Heading1">
     <w:name w:val="heading 1"/>
@@ -46624,6 +46633,7 @@
     <w:rPr>
       <w:rFonts w:ascii="Times New Roman" w:cs="Times New Roman" w:eastAsia="Times New Roman" w:hAnsi="Times New Roman"/>
       <w:b w:val="1"/>
+      <w:bCs w:val="1"/>
       <w:sz w:val="48"/>
       <w:szCs w:val="48"/>
     </w:rPr>
@@ -46656,6 +46666,7 @@
     </w:pPr>
     <w:rPr>
       <w:b w:val="1"/>
+      <w:bCs w:val="1"/>
       <w:sz w:val="28"/>
       <w:szCs w:val="28"/>
     </w:rPr>
@@ -46672,6 +46683,7 @@
     </w:pPr>
     <w:rPr>
       <w:b w:val="1"/>
+      <w:bCs w:val="1"/>
       <w:sz w:val="24"/>
       <w:szCs w:val="24"/>
     </w:rPr>
@@ -46688,6 +46700,7 @@
     </w:pPr>
     <w:rPr>
       <w:b w:val="1"/>
+      <w:bCs w:val="1"/>
       <w:sz w:val="22"/>
       <w:szCs w:val="22"/>
     </w:rPr>
@@ -46704,6 +46717,7 @@
     </w:pPr>
     <w:rPr>
       <w:b w:val="1"/>
+      <w:bCs w:val="1"/>
       <w:sz w:val="20"/>
       <w:szCs w:val="20"/>
     </w:rPr>
@@ -46720,72 +46734,16 @@
     </w:pPr>
     <w:rPr>
       <w:b w:val="1"/>
+      <w:bCs w:val="1"/>
       <w:sz w:val="72"/>
       <w:szCs w:val="72"/>
     </w:rPr>
   </w:style>
   <w:style w:type="paragraph" w:styleId="Normal" w:default="1">
-    <w:name w:val="Normal"/>
-    <w:qFormat w:val="1"/>
-    <w:rsid w:val="009A451C"/>
-    <w:pPr>
-      <w:widowControl w:val="1"/>
-      <w:suppressAutoHyphens w:val="1"/>
-      <w:bidi w:val="0"/>
-      <w:spacing w:after="0" w:before="0" w:line="240" w:lineRule="auto"/>
-      <w:jc w:val="left"/>
-    </w:pPr>
-    <w:rPr>
-      <w:rFonts w:ascii="Calibri" w:cs="" w:eastAsia="" w:hAnsi="Calibri" w:asciiTheme="minorHAnsi" w:cstheme="minorBidi" w:eastAsiaTheme="minorEastAsia" w:hAnsiTheme="minorHAnsi"/>
-      <w:color w:val="auto"/>
-      <w:kern w:val="0"/>
-      <w:sz w:val="24"/>
-      <w:szCs w:val="24"/>
-      <w:lang w:bidi="ar-SA" w:eastAsia="en-US" w:val="en-GB"/>
-    </w:rPr>
+    <w:name w:val="normal"/>
   </w:style>
-  <w:style w:type="paragraph" w:styleId="Heading1">
-    <w:name w:val="Heading 1"/>
-    <w:basedOn w:val="Normal"/>
-    <w:link w:val="Heading1Char"/>
-    <w:uiPriority w:val="9"/>
-    <w:qFormat w:val="1"/>
-    <w:rsid w:val="008F4620"/>
-    <w:pPr>
-      <w:spacing w:afterAutospacing="1" w:beforeAutospacing="1"/>
-      <w:outlineLvl w:val="0"/>
-    </w:pPr>
-    <w:rPr>
-      <w:rFonts w:ascii="Times New Roman" w:cs="Times New Roman" w:eastAsia="Times New Roman" w:hAnsi="Times New Roman"/>
-      <w:b w:val="1"/>
-      <w:bCs w:val="1"/>
-      <w:kern w:val="2"/>
-      <w:sz w:val="48"/>
-      <w:szCs w:val="48"/>
-      <w:lang w:eastAsia="it-IT"/>
-    </w:rPr>
-  </w:style>
-  <w:style w:type="paragraph" w:styleId="Heading2">
-    <w:name w:val="Heading 2"/>
-    <w:basedOn w:val="Normal"/>
-    <w:next w:val="Normal"/>
-    <w:link w:val="Heading2Char"/>
-    <w:uiPriority w:val="9"/>
-    <w:unhideWhenUsed w:val="1"/>
-    <w:qFormat w:val="1"/>
-    <w:rsid w:val="008F4620"/>
-    <w:pPr>
-      <w:keepNext w:val="1"/>
-      <w:keepLines w:val="1"/>
-      <w:spacing w:after="0" w:before="40"/>
-      <w:outlineLvl w:val="1"/>
-    </w:pPr>
-    <w:rPr>
-      <w:rFonts w:ascii="Cambria" w:cs="" w:eastAsia="" w:hAnsi="Cambria" w:asciiTheme="majorHAnsi" w:cstheme="majorBidi" w:eastAsiaTheme="majorEastAsia" w:hAnsiTheme="majorHAnsi"/>
-      <w:color w:val="365f91" w:themeColor="accent1" w:themeShade="0000BF"/>
-      <w:sz w:val="26"/>
-      <w:szCs w:val="26"/>
-    </w:rPr>
+  <w:style w:type="table" w:styleId="TableNormal" w:default="1">
+    <w:name w:val="Table Normal"/>
   </w:style>
   <w:style w:type="character" w:styleId="DefaultParagraphFont" w:default="1">
     <w:name w:val="Default Paragraph Font"/>
@@ -47036,6 +46994,7 @@
     <w:rPr>
       <w:rFonts w:ascii="Georgia" w:cs="Georgia" w:eastAsia="Georgia" w:hAnsi="Georgia"/>
       <w:i w:val="1"/>
+      <w:iCs w:val="1"/>
       <w:color w:val="666666"/>
       <w:sz w:val="48"/>
       <w:szCs w:val="48"/>

--- a/assets/input/1894-95/1894-95.docx
+++ b/assets/input/1894-95/1894-95.docx
@@ -11642,9 +11642,10 @@
           <w:rFonts w:ascii="Garamond" w:cs="Garamond" w:eastAsia="Garamond" w:hAnsi="Garamond"/>
           <w:sz w:val="23"/>
           <w:szCs w:val="23"/>
-          <w:rtl w:val="0"/>
-        </w:rPr>
-        <w:t xml:space="preserve">Saturday, June 2, 1894, Florence</w:t>
+          <w:u w:val="single"/>
+          <w:rtl w:val="0"/>
+        </w:rPr>
+        <w:t>Saturday, June 2, 1894, Florence</w:t>
       </w:r>
     </w:p>
     <w:p>
@@ -13085,41 +13086,6 @@
           <w:tab w:val="left" w:leader="none" w:pos="6160"/>
           <w:tab w:val="left" w:leader="none" w:pos="6720"/>
         </w:tabs>
-        <w:spacing w:line="250" w:lineRule="auto"/>
-        <w:jc w:val="center"/>
-        <w:rPr>
-          <w:rFonts w:ascii="Garamond" w:cs="Garamond" w:eastAsia="Garamond" w:hAnsi="Garamond"/>
-          <w:sz w:val="23"/>
-          <w:szCs w:val="23"/>
-        </w:rPr>
-      </w:pPr>
-      <w:r>
-        <w:rPr>
-          <w:rFonts w:ascii="Garamond" w:cs="Garamond" w:eastAsia="Garamond" w:hAnsi="Garamond"/>
-          <w:sz w:val="23"/>
-          <w:szCs w:val="23"/>
-          <w:rtl w:val="0"/>
-        </w:rPr>
-        <w:t xml:space="preserve">[London. Thursday. August 23. 1894]</w:t>
-      </w:r>
-    </w:p>
-    <w:p>
-      <w:pPr>
-        <w:widowControl w:val="0"/>
-        <w:tabs>
-          <w:tab w:val="left" w:leader="none" w:pos="560"/>
-          <w:tab w:val="left" w:leader="none" w:pos="1120"/>
-          <w:tab w:val="left" w:leader="none" w:pos="1680"/>
-          <w:tab w:val="left" w:leader="none" w:pos="2240"/>
-          <w:tab w:val="left" w:leader="none" w:pos="2800"/>
-          <w:tab w:val="left" w:leader="none" w:pos="3360"/>
-          <w:tab w:val="left" w:leader="none" w:pos="3920"/>
-          <w:tab w:val="left" w:leader="none" w:pos="4480"/>
-          <w:tab w:val="left" w:leader="none" w:pos="5040"/>
-          <w:tab w:val="left" w:leader="none" w:pos="5600"/>
-          <w:tab w:val="left" w:leader="none" w:pos="6160"/>
-          <w:tab w:val="left" w:leader="none" w:pos="6720"/>
-        </w:tabs>
         <w:spacing w:line="260" w:lineRule="auto"/>
         <w:ind w:firstLine="170"/>
         <w:rPr>
@@ -19465,9 +19431,19 @@
           <w:rFonts w:ascii="Garamond" w:cs="Garamond" w:eastAsia="Garamond" w:hAnsi="Garamond"/>
           <w:sz w:val="23"/>
           <w:szCs w:val="23"/>
-          <w:rtl w:val="0"/>
-        </w:rPr>
-        <w:t xml:space="preserve">Thursday, Jan. 31, 1895 </w:t>
+          <w:u w:val="single"/>
+          <w:rtl w:val="0"/>
+        </w:rPr>
+        <w:t>Thursday, Jan. 31, 1895</w:t>
+      </w:r>
+      <w:r>
+        <w:rPr>
+          <w:rFonts w:ascii="Garamond" w:cs="Garamond" w:eastAsia="Garamond" w:hAnsi="Garamond"/>
+          <w:sz w:val="23"/>
+          <w:szCs w:val="23"/>
+          <w:rtl w:val="0"/>
+        </w:rPr>
+        <w:t xml:space="preserve"> </w:t>
       </w:r>
     </w:p>
     <w:p>
@@ -23237,31 +23213,9 @@
           <w:rtl w:val="0"/>
         </w:rPr>
       </w:r>
-    </w:p>
-    <w:p>
-      <w:pPr>
-        <w:widowControl w:val="0"/>
-        <w:tabs>
-          <w:tab w:val="left" w:leader="none" w:pos="560"/>
-          <w:tab w:val="left" w:leader="none" w:pos="1120"/>
-          <w:tab w:val="left" w:leader="none" w:pos="1680"/>
-          <w:tab w:val="left" w:leader="none" w:pos="2240"/>
-          <w:tab w:val="left" w:leader="none" w:pos="2800"/>
-          <w:tab w:val="left" w:leader="none" w:pos="3360"/>
-          <w:tab w:val="left" w:leader="none" w:pos="3920"/>
-          <w:tab w:val="left" w:leader="none" w:pos="4480"/>
-          <w:tab w:val="left" w:leader="none" w:pos="5040"/>
-          <w:tab w:val="left" w:leader="none" w:pos="5600"/>
-          <w:tab w:val="left" w:leader="none" w:pos="6160"/>
-          <w:tab w:val="left" w:leader="none" w:pos="6720"/>
-        </w:tabs>
-        <w:spacing w:after="160" w:before="0" w:line="260" w:lineRule="auto"/>
-        <w:rPr>
-          <w:rFonts w:ascii="Garamond" w:cs="Garamond" w:eastAsia="Garamond" w:hAnsi="Garamond"/>
-          <w:sz w:val="16"/>
-          <w:szCs w:val="16"/>
-        </w:rPr>
-      </w:pPr>
+      <w:r>
+        <w:t xml:space="preserve"> </w:t>
+      </w:r>
       <w:r>
         <w:rPr>
           <w:rFonts w:ascii="Garamond" w:cs="Garamond" w:eastAsia="Garamond" w:hAnsi="Garamond"/>
@@ -30832,7 +30786,7 @@
           <w:szCs w:val="23"/>
           <w:rtl w:val="0"/>
         </w:rPr>
-        <w:t xml:space="preserve"> very hygienic. While Bernhard’s 0142] beating his brains to find the kernel of the </w:t>
+        <w:t xml:space="preserve"> very hygienic. While Bernhard’s [142] beating his brains to find the kernel of the </w:t>
       </w:r>
       <w:r>
         <w:rPr>
@@ -35388,32 +35342,9 @@
           <w:rtl w:val="0"/>
         </w:rPr>
       </w:r>
-    </w:p>
-    <w:p>
-      <w:pPr>
-        <w:widowControl w:val="0"/>
-        <w:tabs>
-          <w:tab w:val="left" w:leader="none" w:pos="560"/>
-          <w:tab w:val="left" w:leader="none" w:pos="1120"/>
-          <w:tab w:val="left" w:leader="none" w:pos="1680"/>
-          <w:tab w:val="left" w:leader="none" w:pos="2240"/>
-          <w:tab w:val="left" w:leader="none" w:pos="2800"/>
-          <w:tab w:val="left" w:leader="none" w:pos="3360"/>
-          <w:tab w:val="left" w:leader="none" w:pos="3920"/>
-          <w:tab w:val="left" w:leader="none" w:pos="4480"/>
-          <w:tab w:val="left" w:leader="none" w:pos="5040"/>
-          <w:tab w:val="left" w:leader="none" w:pos="5600"/>
-          <w:tab w:val="left" w:leader="none" w:pos="6160"/>
-          <w:tab w:val="left" w:leader="none" w:pos="6720"/>
-        </w:tabs>
-        <w:spacing w:line="260" w:lineRule="auto"/>
-        <w:rPr>
-          <w:rFonts w:ascii="Garamond" w:cs="Garamond" w:eastAsia="Garamond" w:hAnsi="Garamond"/>
-          <w:sz w:val="15"/>
-          <w:szCs w:val="15"/>
-          <w:vertAlign w:val="superscript"/>
-        </w:rPr>
-      </w:pPr>
+      <w:r>
+        <w:t xml:space="preserve"> </w:t>
+      </w:r>
       <w:r>
         <w:rPr>
           <w:rFonts w:ascii="Garamond" w:cs="Garamond" w:eastAsia="Garamond" w:hAnsi="Garamond"/>
@@ -37804,14 +37735,14 @@
       <w:r>
         <w:rPr>
           <w:rFonts w:ascii="Garamond" w:cs="Garamond" w:eastAsia="Garamond" w:hAnsi="Garamond"/>
-          <w:i w:val="1"/>
+          <w:i w:val="0"/>
           <w:iCs w:val="1"/>
           <w:sz w:val="23"/>
           <w:szCs w:val="23"/>
-          <w:u w:val="single"/>
-          <w:rtl w:val="0"/>
-        </w:rPr>
-        <w:t xml:space="preserve">Flaubert’</w:t>
+          <w:u w:val="none"/>
+          <w:rtl w:val="0"/>
+        </w:rPr>
+        <w:t>Flaubert’</w:t>
       </w:r>
       <w:r>
         <w:rPr>
@@ -40471,31 +40402,9 @@
           <w:rtl w:val="0"/>
         </w:rPr>
       </w:r>
-    </w:p>
-    <w:p>
-      <w:pPr>
-        <w:widowControl w:val="0"/>
-        <w:tabs>
-          <w:tab w:val="left" w:leader="none" w:pos="560"/>
-          <w:tab w:val="left" w:leader="none" w:pos="1120"/>
-          <w:tab w:val="left" w:leader="none" w:pos="1680"/>
-          <w:tab w:val="left" w:leader="none" w:pos="2240"/>
-          <w:tab w:val="left" w:leader="none" w:pos="2800"/>
-          <w:tab w:val="left" w:leader="none" w:pos="3360"/>
-          <w:tab w:val="left" w:leader="none" w:pos="3920"/>
-          <w:tab w:val="left" w:leader="none" w:pos="4480"/>
-          <w:tab w:val="left" w:leader="none" w:pos="5040"/>
-          <w:tab w:val="left" w:leader="none" w:pos="5600"/>
-          <w:tab w:val="left" w:leader="none" w:pos="6160"/>
-          <w:tab w:val="left" w:leader="none" w:pos="6720"/>
-        </w:tabs>
-        <w:spacing w:line="260" w:lineRule="auto"/>
-        <w:rPr>
-          <w:rFonts w:ascii="Garamond" w:cs="Garamond" w:eastAsia="Garamond" w:hAnsi="Garamond"/>
-          <w:sz w:val="23"/>
-          <w:szCs w:val="23"/>
-        </w:rPr>
-      </w:pPr>
+      <w:r>
+        <w:t xml:space="preserve"> </w:t>
+      </w:r>
       <w:r>
         <w:rPr>
           <w:rFonts w:ascii="Garamond" w:cs="Garamond" w:eastAsia="Garamond" w:hAnsi="Garamond"/>
@@ -45371,7 +45280,7 @@
           <w:szCs w:val="23"/>
           <w:rtl w:val="0"/>
         </w:rPr>
-        <w:t xml:space="preserve">[ 218] </w:t>
+        <w:t xml:space="preserve">[218] </w:t>
       </w:r>
       <w:r>
         <w:rPr>
